--- a/TIM Multimodal/Co-learning.docx
+++ b/TIM Multimodal/Co-learning.docx
@@ -193,11 +193,16 @@
     </w:p>
     <w:p>
       <w:pPr>
-        <w:pStyle w:val="NormalWeb"/>
         <w:rPr>
           <w:lang w:val="fr-FR"/>
         </w:rPr>
       </w:pPr>
+      <w:r>
+        <w:rPr>
+          <w:lang w:val="fr-FR"/>
+        </w:rPr>
+        <w:t xml:space="preserve">Très utile dans le cas ou des modalités sont mal annoté bruité ou encore pauvre en informations </w:t>
+      </w:r>
     </w:p>
     <w:p>
       <w:pPr>
@@ -209,48 +214,14 @@
     <w:p>
       <w:pPr>
         <w:rPr>
-          <w:lang w:val="fr-FR"/>
-        </w:rPr>
-      </w:pPr>
-      <w:r>
-        <w:rPr>
-          <w:lang w:val="fr-FR"/>
-        </w:rPr>
-        <w:t xml:space="preserve">Très utile dans le cas ou des modalités sont mal annoté bruité ou encore pauvre en informations </w:t>
-      </w:r>
-    </w:p>
-    <w:p>
-      <w:pPr>
-        <w:rPr>
-          <w:lang w:val="fr-FR"/>
-        </w:rPr>
-      </w:pPr>
-    </w:p>
-    <w:p>
-      <w:pPr>
-        <w:rPr>
-          <w:lang w:val="fr-FR"/>
-        </w:rPr>
-      </w:pPr>
-      <w:r>
-        <w:rPr>
-          <w:lang w:val="fr-FR"/>
-        </w:rPr>
-        <w:t xml:space="preserve">3 types de </w:t>
-      </w:r>
-      <w:proofErr w:type="spellStart"/>
-      <w:r>
-        <w:rPr>
-          <w:lang w:val="fr-FR"/>
-        </w:rPr>
-        <w:t>co-learning</w:t>
-      </w:r>
-      <w:proofErr w:type="spellEnd"/>
-      <w:r>
-        <w:rPr>
-          <w:lang w:val="fr-FR"/>
-        </w:rPr>
-        <w:t xml:space="preserve"> </w:t>
+          <w:lang w:val="en-US"/>
+        </w:rPr>
+      </w:pPr>
+      <w:r>
+        <w:rPr>
+          <w:lang w:val="en-US"/>
+        </w:rPr>
+        <w:t xml:space="preserve">3 types de co-learning </w:t>
       </w:r>
     </w:p>
     <w:p>
@@ -346,37 +317,6 @@
       </w:pPr>
       <w:r>
         <w:rPr>
-          <w:rFonts w:ascii="Times New Roman" w:eastAsia="Times New Roman" w:hAnsi="Times New Roman" w:cs="Times New Roman"/>
-          <w:kern w:val="0"/>
-          <w:lang w:val="fr-FR" w:eastAsia="es-AR"/>
-          <w14:ligatures w14:val="none"/>
-        </w:rPr>
-        <w:t>Multimodal Co-</w:t>
-      </w:r>
-      <w:proofErr w:type="spellStart"/>
-      <w:r>
-        <w:rPr>
-          <w:rFonts w:ascii="Times New Roman" w:eastAsia="Times New Roman" w:hAnsi="Times New Roman" w:cs="Times New Roman"/>
-          <w:kern w:val="0"/>
-          <w:lang w:val="fr-FR" w:eastAsia="es-AR"/>
-          <w14:ligatures w14:val="none"/>
-        </w:rPr>
-        <w:t>learning</w:t>
-      </w:r>
-      <w:proofErr w:type="spellEnd"/>
-    </w:p>
-    <w:p>
-      <w:pPr>
-        <w:spacing w:before="100" w:beforeAutospacing="1" w:after="100" w:afterAutospacing="1" w:line="240" w:lineRule="auto"/>
-        <w:rPr>
-          <w:rFonts w:ascii="Times New Roman" w:eastAsia="Times New Roman" w:hAnsi="Times New Roman" w:cs="Times New Roman"/>
-          <w:kern w:val="0"/>
-          <w:lang w:val="fr-FR" w:eastAsia="es-AR"/>
-          <w14:ligatures w14:val="none"/>
-        </w:rPr>
-      </w:pPr>
-      <w:r>
-        <w:rPr>
           <w:rFonts w:ascii="Segoe UI Emoji" w:eastAsia="Times New Roman" w:hAnsi="Segoe UI Emoji" w:cs="Segoe UI Emoji"/>
           <w:kern w:val="0"/>
           <w:lang w:val="fr-FR" w:eastAsia="es-AR"/>
@@ -556,37 +496,6 @@
       </w:pPr>
       <w:r>
         <w:rPr>
-          <w:rFonts w:ascii="Times New Roman" w:eastAsia="Times New Roman" w:hAnsi="Times New Roman" w:cs="Times New Roman"/>
-          <w:kern w:val="0"/>
-          <w:lang w:val="fr-FR" w:eastAsia="es-AR"/>
-          <w14:ligatures w14:val="none"/>
-        </w:rPr>
-        <w:t>Multimodal Co-</w:t>
-      </w:r>
-      <w:proofErr w:type="spellStart"/>
-      <w:r>
-        <w:rPr>
-          <w:rFonts w:ascii="Times New Roman" w:eastAsia="Times New Roman" w:hAnsi="Times New Roman" w:cs="Times New Roman"/>
-          <w:kern w:val="0"/>
-          <w:lang w:val="fr-FR" w:eastAsia="es-AR"/>
-          <w14:ligatures w14:val="none"/>
-        </w:rPr>
-        <w:t>learning</w:t>
-      </w:r>
-      <w:proofErr w:type="spellEnd"/>
-    </w:p>
-    <w:p>
-      <w:pPr>
-        <w:spacing w:before="100" w:beforeAutospacing="1" w:after="100" w:afterAutospacing="1" w:line="240" w:lineRule="auto"/>
-        <w:rPr>
-          <w:rFonts w:ascii="Times New Roman" w:eastAsia="Times New Roman" w:hAnsi="Times New Roman" w:cs="Times New Roman"/>
-          <w:kern w:val="0"/>
-          <w:lang w:val="fr-FR" w:eastAsia="es-AR"/>
-          <w14:ligatures w14:val="none"/>
-        </w:rPr>
-      </w:pPr>
-      <w:r>
-        <w:rPr>
           <w:rFonts w:ascii="Segoe UI Emoji" w:eastAsia="Times New Roman" w:hAnsi="Segoe UI Emoji" w:cs="Segoe UI Emoji"/>
           <w:kern w:val="0"/>
           <w:lang w:val="fr-FR" w:eastAsia="es-AR"/>
@@ -746,61 +655,57 @@
       </w:pPr>
       <w:r>
         <w:rPr>
-          <w:rFonts w:ascii="Times New Roman" w:eastAsia="Times New Roman" w:hAnsi="Times New Roman" w:cs="Times New Roman"/>
-          <w:kern w:val="0"/>
-          <w:lang w:val="fr-FR" w:eastAsia="es-AR"/>
-          <w14:ligatures w14:val="none"/>
-        </w:rPr>
-        <w:t>Multimodal Co-</w:t>
-      </w:r>
-      <w:proofErr w:type="spellStart"/>
-      <w:r>
-        <w:rPr>
-          <w:rFonts w:ascii="Times New Roman" w:eastAsia="Times New Roman" w:hAnsi="Times New Roman" w:cs="Times New Roman"/>
-          <w:kern w:val="0"/>
-          <w:lang w:val="fr-FR" w:eastAsia="es-AR"/>
-          <w14:ligatures w14:val="none"/>
-        </w:rPr>
-        <w:t>learning</w:t>
-      </w:r>
-      <w:proofErr w:type="spellEnd"/>
+          <w:rFonts w:ascii="Segoe UI Emoji" w:eastAsia="Times New Roman" w:hAnsi="Segoe UI Emoji" w:cs="Segoe UI Emoji"/>
+          <w:kern w:val="0"/>
+          <w:lang w:val="fr-FR" w:eastAsia="es-AR"/>
+          <w14:ligatures w14:val="none"/>
+        </w:rPr>
+        <w:t>➡</w:t>
+      </w:r>
+      <w:r>
+        <w:rPr>
+          <w:rFonts w:ascii="Segoe UI Emoji" w:eastAsia="Times New Roman" w:hAnsi="Segoe UI Emoji" w:cs="Segoe UI Emoji"/>
+          <w:kern w:val="0"/>
+          <w:lang w:eastAsia="es-AR"/>
+          <w14:ligatures w14:val="none"/>
+        </w:rPr>
+        <w:t>️</w:t>
+      </w:r>
+      <w:r>
+        <w:rPr>
+          <w:rFonts w:ascii="Times New Roman" w:eastAsia="Times New Roman" w:hAnsi="Times New Roman" w:cs="Times New Roman"/>
+          <w:kern w:val="0"/>
+          <w:lang w:val="fr-FR" w:eastAsia="es-AR"/>
+          <w14:ligatures w14:val="none"/>
+        </w:rPr>
+        <w:t xml:space="preserve"> C’est utile quand un dataset manque pour une paire donnée.</w:t>
+      </w:r>
     </w:p>
     <w:p>
       <w:pPr>
-        <w:spacing w:before="100" w:beforeAutospacing="1" w:after="100" w:afterAutospacing="1" w:line="240" w:lineRule="auto"/>
-        <w:rPr>
-          <w:rFonts w:ascii="Times New Roman" w:eastAsia="Times New Roman" w:hAnsi="Times New Roman" w:cs="Times New Roman"/>
-          <w:kern w:val="0"/>
-          <w:lang w:val="fr-FR" w:eastAsia="es-AR"/>
-          <w14:ligatures w14:val="none"/>
-        </w:rPr>
-      </w:pPr>
-      <w:r>
-        <w:rPr>
-          <w:rFonts w:ascii="Segoe UI Emoji" w:eastAsia="Times New Roman" w:hAnsi="Segoe UI Emoji" w:cs="Segoe UI Emoji"/>
-          <w:kern w:val="0"/>
-          <w:lang w:val="fr-FR" w:eastAsia="es-AR"/>
-          <w14:ligatures w14:val="none"/>
-        </w:rPr>
-        <w:t>➡</w:t>
-      </w:r>
-      <w:r>
-        <w:rPr>
-          <w:rFonts w:ascii="Segoe UI Emoji" w:eastAsia="Times New Roman" w:hAnsi="Segoe UI Emoji" w:cs="Segoe UI Emoji"/>
-          <w:kern w:val="0"/>
-          <w:lang w:eastAsia="es-AR"/>
-          <w14:ligatures w14:val="none"/>
-        </w:rPr>
-        <w:t>️</w:t>
-      </w:r>
-      <w:r>
-        <w:rPr>
-          <w:rFonts w:ascii="Times New Roman" w:eastAsia="Times New Roman" w:hAnsi="Times New Roman" w:cs="Times New Roman"/>
-          <w:kern w:val="0"/>
-          <w:lang w:val="fr-FR" w:eastAsia="es-AR"/>
-          <w14:ligatures w14:val="none"/>
-        </w:rPr>
-        <w:t xml:space="preserve"> C’est utile quand un dataset manque pour une paire donnée.</w:t>
+        <w:rPr>
+          <w:lang w:val="fr-FR"/>
+        </w:rPr>
+      </w:pPr>
+      <w:r>
+        <w:rPr>
+          <w:lang w:val="fr-FR"/>
+        </w:rPr>
+        <w:t xml:space="preserve">Dans cet article, le </w:t>
+      </w:r>
+      <w:proofErr w:type="spellStart"/>
+      <w:r>
+        <w:rPr>
+          <w:lang w:val="fr-FR"/>
+        </w:rPr>
+        <w:t>co-learning</w:t>
+      </w:r>
+      <w:proofErr w:type="spellEnd"/>
+      <w:r>
+        <w:rPr>
+          <w:lang w:val="fr-FR"/>
+        </w:rPr>
+        <w:t xml:space="preserve"> multimodal est l’approche qui permet de transférer l’information d’une modalité vers une autre afin d’obtenir des modèles capables de fonctionner même avec des modalités manquantes, bruitées ou peu annotées, notamment en conditions réelles.</w:t>
       </w:r>
     </w:p>
     <w:p>
@@ -809,26 +714,933 @@
           <w:lang w:val="fr-FR"/>
         </w:rPr>
       </w:pPr>
-      <w:r>
-        <w:rPr>
-          <w:lang w:val="fr-FR"/>
+    </w:p>
+    <w:p>
+      <w:pPr>
+        <w:spacing w:before="100" w:beforeAutospacing="1" w:after="100" w:afterAutospacing="1" w:line="240" w:lineRule="auto"/>
+        <w:outlineLvl w:val="1"/>
+        <w:rPr>
+          <w:rFonts w:ascii="Times New Roman" w:eastAsia="Times New Roman" w:hAnsi="Times New Roman" w:cs="Times New Roman"/>
+          <w:b/>
+          <w:bCs/>
+          <w:kern w:val="0"/>
+          <w:sz w:val="36"/>
+          <w:szCs w:val="36"/>
+          <w:lang w:val="fr-FR" w:eastAsia="es-AR"/>
+          <w14:ligatures w14:val="none"/>
+        </w:rPr>
+      </w:pPr>
+      <w:r>
+        <w:rPr>
+          <w:rFonts w:ascii="Times New Roman" w:eastAsia="Times New Roman" w:hAnsi="Times New Roman" w:cs="Times New Roman"/>
+          <w:b/>
+          <w:bCs/>
+          <w:kern w:val="0"/>
+          <w:sz w:val="36"/>
+          <w:szCs w:val="36"/>
+          <w:lang w:val="fr-FR" w:eastAsia="es-AR"/>
+          <w14:ligatures w14:val="none"/>
         </w:rPr>
         <w:lastRenderedPageBreak/>
-        <w:t xml:space="preserve">Dans cet article, le </w:t>
+        <w:t xml:space="preserve">4) Les objectifs du </w:t>
       </w:r>
       <w:proofErr w:type="spellStart"/>
       <w:r>
         <w:rPr>
-          <w:lang w:val="fr-FR"/>
+          <w:rFonts w:ascii="Times New Roman" w:eastAsia="Times New Roman" w:hAnsi="Times New Roman" w:cs="Times New Roman"/>
+          <w:b/>
+          <w:bCs/>
+          <w:kern w:val="0"/>
+          <w:sz w:val="36"/>
+          <w:szCs w:val="36"/>
+          <w:lang w:val="fr-FR" w:eastAsia="es-AR"/>
+          <w14:ligatures w14:val="none"/>
         </w:rPr>
         <w:t>co-learning</w:t>
       </w:r>
       <w:proofErr w:type="spellEnd"/>
       <w:r>
         <w:rPr>
-          <w:lang w:val="fr-FR"/>
-        </w:rPr>
-        <w:t xml:space="preserve"> multimodal est l’approche qui permet de transférer l’information d’une modalité vers une autre afin d’obtenir des modèles capables de fonctionner même avec des modalités manquantes, bruitées ou peu annotées, notamment en conditions réelles.</w:t>
+          <w:rFonts w:ascii="Times New Roman" w:eastAsia="Times New Roman" w:hAnsi="Times New Roman" w:cs="Times New Roman"/>
+          <w:b/>
+          <w:bCs/>
+          <w:kern w:val="0"/>
+          <w:sz w:val="36"/>
+          <w:szCs w:val="36"/>
+          <w:lang w:val="fr-FR" w:eastAsia="es-AR"/>
+          <w14:ligatures w14:val="none"/>
+        </w:rPr>
+        <w:t xml:space="preserve"> </w:t>
+      </w:r>
+    </w:p>
+    <w:p>
+      <w:pPr>
+        <w:spacing w:before="100" w:beforeAutospacing="1" w:after="100" w:afterAutospacing="1" w:line="240" w:lineRule="auto"/>
+        <w:outlineLvl w:val="2"/>
+        <w:rPr>
+          <w:rFonts w:ascii="Times New Roman" w:eastAsia="Times New Roman" w:hAnsi="Times New Roman" w:cs="Times New Roman"/>
+          <w:b/>
+          <w:bCs/>
+          <w:kern w:val="0"/>
+          <w:sz w:val="27"/>
+          <w:szCs w:val="27"/>
+          <w:lang w:val="fr-FR" w:eastAsia="es-AR"/>
+          <w14:ligatures w14:val="none"/>
+        </w:rPr>
+      </w:pPr>
+      <w:r>
+        <w:rPr>
+          <w:rFonts w:ascii="Times New Roman" w:eastAsia="Times New Roman" w:hAnsi="Times New Roman" w:cs="Times New Roman"/>
+          <w:b/>
+          <w:bCs/>
+          <w:kern w:val="0"/>
+          <w:sz w:val="27"/>
+          <w:szCs w:val="27"/>
+          <w:lang w:val="fr-FR" w:eastAsia="es-AR"/>
+          <w14:ligatures w14:val="none"/>
+        </w:rPr>
+        <w:t>A) Gérer les modalités manquantes</w:t>
+      </w:r>
+    </w:p>
+    <w:p>
+      <w:pPr>
+        <w:spacing w:before="100" w:beforeAutospacing="1" w:after="100" w:afterAutospacing="1" w:line="240" w:lineRule="auto"/>
+        <w:rPr>
+          <w:rFonts w:ascii="Times New Roman" w:eastAsia="Times New Roman" w:hAnsi="Times New Roman" w:cs="Times New Roman"/>
+          <w:kern w:val="0"/>
+          <w:lang w:val="fr-FR" w:eastAsia="es-AR"/>
+          <w14:ligatures w14:val="none"/>
+        </w:rPr>
+      </w:pPr>
+      <w:r>
+        <w:rPr>
+          <w:rFonts w:ascii="Times New Roman" w:eastAsia="Times New Roman" w:hAnsi="Times New Roman" w:cs="Times New Roman"/>
+          <w:kern w:val="0"/>
+          <w:lang w:val="fr-FR" w:eastAsia="es-AR"/>
+          <w14:ligatures w14:val="none"/>
+        </w:rPr>
+        <w:t xml:space="preserve">Le modèle doit </w:t>
+      </w:r>
+      <w:r>
+        <w:rPr>
+          <w:rFonts w:ascii="Times New Roman" w:eastAsia="Times New Roman" w:hAnsi="Times New Roman" w:cs="Times New Roman"/>
+          <w:b/>
+          <w:bCs/>
+          <w:kern w:val="0"/>
+          <w:lang w:val="fr-FR" w:eastAsia="es-AR"/>
+          <w14:ligatures w14:val="none"/>
+        </w:rPr>
+        <w:t>prédire même si une ou plusieurs modalités sont absentes</w:t>
+      </w:r>
+      <w:r>
+        <w:rPr>
+          <w:rFonts w:ascii="Times New Roman" w:eastAsia="Times New Roman" w:hAnsi="Times New Roman" w:cs="Times New Roman"/>
+          <w:kern w:val="0"/>
+          <w:lang w:val="fr-FR" w:eastAsia="es-AR"/>
+          <w14:ligatures w14:val="none"/>
+        </w:rPr>
+        <w:t xml:space="preserve">, partiellement ou totalement, au train et/ou au test. </w:t>
+      </w:r>
+    </w:p>
+    <w:p>
+      <w:pPr>
+        <w:spacing w:before="100" w:beforeAutospacing="1" w:after="100" w:afterAutospacing="1" w:line="240" w:lineRule="auto"/>
+        <w:outlineLvl w:val="2"/>
+        <w:rPr>
+          <w:rFonts w:ascii="Times New Roman" w:eastAsia="Times New Roman" w:hAnsi="Times New Roman" w:cs="Times New Roman"/>
+          <w:b/>
+          <w:bCs/>
+          <w:kern w:val="0"/>
+          <w:sz w:val="27"/>
+          <w:szCs w:val="27"/>
+          <w:lang w:val="fr-FR" w:eastAsia="es-AR"/>
+          <w14:ligatures w14:val="none"/>
+        </w:rPr>
+      </w:pPr>
+      <w:r>
+        <w:rPr>
+          <w:rFonts w:ascii="Times New Roman" w:eastAsia="Times New Roman" w:hAnsi="Times New Roman" w:cs="Times New Roman"/>
+          <w:b/>
+          <w:bCs/>
+          <w:kern w:val="0"/>
+          <w:sz w:val="27"/>
+          <w:szCs w:val="27"/>
+          <w:lang w:val="fr-FR" w:eastAsia="es-AR"/>
+          <w14:ligatures w14:val="none"/>
+        </w:rPr>
+        <w:t xml:space="preserve">B) Fonctionner avec différents types de relations entre modalités (data </w:t>
+      </w:r>
+      <w:proofErr w:type="spellStart"/>
+      <w:r>
+        <w:rPr>
+          <w:rFonts w:ascii="Times New Roman" w:eastAsia="Times New Roman" w:hAnsi="Times New Roman" w:cs="Times New Roman"/>
+          <w:b/>
+          <w:bCs/>
+          <w:kern w:val="0"/>
+          <w:sz w:val="27"/>
+          <w:szCs w:val="27"/>
+          <w:lang w:val="fr-FR" w:eastAsia="es-AR"/>
+          <w14:ligatures w14:val="none"/>
+        </w:rPr>
+        <w:t>parallelism</w:t>
+      </w:r>
+      <w:proofErr w:type="spellEnd"/>
+      <w:r>
+        <w:rPr>
+          <w:rFonts w:ascii="Times New Roman" w:eastAsia="Times New Roman" w:hAnsi="Times New Roman" w:cs="Times New Roman"/>
+          <w:b/>
+          <w:bCs/>
+          <w:kern w:val="0"/>
+          <w:sz w:val="27"/>
+          <w:szCs w:val="27"/>
+          <w:lang w:val="fr-FR" w:eastAsia="es-AR"/>
+          <w14:ligatures w14:val="none"/>
+        </w:rPr>
+        <w:t>)</w:t>
+      </w:r>
+    </w:p>
+    <w:p>
+      <w:pPr>
+        <w:spacing w:before="100" w:beforeAutospacing="1" w:after="100" w:afterAutospacing="1" w:line="240" w:lineRule="auto"/>
+        <w:rPr>
+          <w:rFonts w:ascii="Times New Roman" w:eastAsia="Times New Roman" w:hAnsi="Times New Roman" w:cs="Times New Roman"/>
+          <w:kern w:val="0"/>
+          <w:lang w:eastAsia="es-AR"/>
+          <w14:ligatures w14:val="none"/>
+        </w:rPr>
+      </w:pPr>
+      <w:r>
+        <w:rPr>
+          <w:rFonts w:ascii="Times New Roman" w:eastAsia="Times New Roman" w:hAnsi="Times New Roman" w:cs="Times New Roman"/>
+          <w:kern w:val="0"/>
+          <w:lang w:eastAsia="es-AR"/>
+          <w14:ligatures w14:val="none"/>
+        </w:rPr>
+        <w:t xml:space="preserve">Le </w:t>
+      </w:r>
+      <w:proofErr w:type="spellStart"/>
+      <w:r>
+        <w:rPr>
+          <w:rFonts w:ascii="Times New Roman" w:eastAsia="Times New Roman" w:hAnsi="Times New Roman" w:cs="Times New Roman"/>
+          <w:kern w:val="0"/>
+          <w:lang w:eastAsia="es-AR"/>
+          <w14:ligatures w14:val="none"/>
+        </w:rPr>
+        <w:t>modèle</w:t>
+      </w:r>
+      <w:proofErr w:type="spellEnd"/>
+      <w:r>
+        <w:rPr>
+          <w:rFonts w:ascii="Times New Roman" w:eastAsia="Times New Roman" w:hAnsi="Times New Roman" w:cs="Times New Roman"/>
+          <w:kern w:val="0"/>
+          <w:lang w:eastAsia="es-AR"/>
+          <w14:ligatures w14:val="none"/>
+        </w:rPr>
+        <w:t xml:space="preserve"> </w:t>
+      </w:r>
+      <w:proofErr w:type="spellStart"/>
+      <w:r>
+        <w:rPr>
+          <w:rFonts w:ascii="Times New Roman" w:eastAsia="Times New Roman" w:hAnsi="Times New Roman" w:cs="Times New Roman"/>
+          <w:kern w:val="0"/>
+          <w:lang w:eastAsia="es-AR"/>
+          <w14:ligatures w14:val="none"/>
+        </w:rPr>
+        <w:t>doit</w:t>
+      </w:r>
+      <w:proofErr w:type="spellEnd"/>
+      <w:r>
+        <w:rPr>
+          <w:rFonts w:ascii="Times New Roman" w:eastAsia="Times New Roman" w:hAnsi="Times New Roman" w:cs="Times New Roman"/>
+          <w:kern w:val="0"/>
+          <w:lang w:eastAsia="es-AR"/>
+          <w14:ligatures w14:val="none"/>
+        </w:rPr>
+        <w:t xml:space="preserve"> </w:t>
+      </w:r>
+      <w:proofErr w:type="spellStart"/>
+      <w:proofErr w:type="gramStart"/>
+      <w:r>
+        <w:rPr>
+          <w:rFonts w:ascii="Times New Roman" w:eastAsia="Times New Roman" w:hAnsi="Times New Roman" w:cs="Times New Roman"/>
+          <w:kern w:val="0"/>
+          <w:lang w:eastAsia="es-AR"/>
+          <w14:ligatures w14:val="none"/>
+        </w:rPr>
+        <w:t>supporter</w:t>
+      </w:r>
+      <w:proofErr w:type="spellEnd"/>
+      <w:r>
+        <w:rPr>
+          <w:rFonts w:ascii="Times New Roman" w:eastAsia="Times New Roman" w:hAnsi="Times New Roman" w:cs="Times New Roman"/>
+          <w:kern w:val="0"/>
+          <w:lang w:eastAsia="es-AR"/>
+          <w14:ligatures w14:val="none"/>
+        </w:rPr>
+        <w:t xml:space="preserve"> :</w:t>
+      </w:r>
+      <w:proofErr w:type="gramEnd"/>
+    </w:p>
+    <w:p>
+      <w:pPr>
+        <w:numPr>
+          <w:ilvl w:val="0"/>
+          <w:numId w:val="11"/>
+        </w:numPr>
+        <w:spacing w:before="100" w:beforeAutospacing="1" w:after="100" w:afterAutospacing="1" w:line="240" w:lineRule="auto"/>
+        <w:rPr>
+          <w:rFonts w:ascii="Times New Roman" w:eastAsia="Times New Roman" w:hAnsi="Times New Roman" w:cs="Times New Roman"/>
+          <w:kern w:val="0"/>
+          <w:lang w:eastAsia="es-AR"/>
+          <w14:ligatures w14:val="none"/>
+        </w:rPr>
+      </w:pPr>
+      <w:proofErr w:type="spellStart"/>
+      <w:r>
+        <w:rPr>
+          <w:rFonts w:ascii="Times New Roman" w:eastAsia="Times New Roman" w:hAnsi="Times New Roman" w:cs="Times New Roman"/>
+          <w:b/>
+          <w:bCs/>
+          <w:kern w:val="0"/>
+          <w:lang w:eastAsia="es-AR"/>
+          <w14:ligatures w14:val="none"/>
+        </w:rPr>
+        <w:t>fortement</w:t>
+      </w:r>
+      <w:proofErr w:type="spellEnd"/>
+      <w:r>
+        <w:rPr>
+          <w:rFonts w:ascii="Times New Roman" w:eastAsia="Times New Roman" w:hAnsi="Times New Roman" w:cs="Times New Roman"/>
+          <w:b/>
+          <w:bCs/>
+          <w:kern w:val="0"/>
+          <w:lang w:eastAsia="es-AR"/>
+          <w14:ligatures w14:val="none"/>
+        </w:rPr>
+        <w:t xml:space="preserve"> </w:t>
+      </w:r>
+      <w:proofErr w:type="spellStart"/>
+      <w:r>
+        <w:rPr>
+          <w:rFonts w:ascii="Times New Roman" w:eastAsia="Times New Roman" w:hAnsi="Times New Roman" w:cs="Times New Roman"/>
+          <w:b/>
+          <w:bCs/>
+          <w:kern w:val="0"/>
+          <w:lang w:eastAsia="es-AR"/>
+          <w14:ligatures w14:val="none"/>
+        </w:rPr>
+        <w:t>apparié</w:t>
+      </w:r>
+      <w:proofErr w:type="spellEnd"/>
+      <w:r>
+        <w:rPr>
+          <w:rFonts w:ascii="Times New Roman" w:eastAsia="Times New Roman" w:hAnsi="Times New Roman" w:cs="Times New Roman"/>
+          <w:kern w:val="0"/>
+          <w:lang w:eastAsia="es-AR"/>
+          <w14:ligatures w14:val="none"/>
+        </w:rPr>
+        <w:t xml:space="preserve"> (</w:t>
+      </w:r>
+      <w:proofErr w:type="spellStart"/>
+      <w:r>
+        <w:rPr>
+          <w:rFonts w:ascii="Times New Roman" w:eastAsia="Times New Roman" w:hAnsi="Times New Roman" w:cs="Times New Roman"/>
+          <w:kern w:val="0"/>
+          <w:lang w:eastAsia="es-AR"/>
+          <w14:ligatures w14:val="none"/>
+        </w:rPr>
+        <w:t>parallel</w:t>
+      </w:r>
+      <w:proofErr w:type="spellEnd"/>
+      <w:r>
+        <w:rPr>
+          <w:rFonts w:ascii="Times New Roman" w:eastAsia="Times New Roman" w:hAnsi="Times New Roman" w:cs="Times New Roman"/>
+          <w:kern w:val="0"/>
+          <w:lang w:eastAsia="es-AR"/>
+          <w14:ligatures w14:val="none"/>
+        </w:rPr>
+        <w:t xml:space="preserve"> / </w:t>
+      </w:r>
+      <w:proofErr w:type="spellStart"/>
+      <w:r>
+        <w:rPr>
+          <w:rFonts w:ascii="Times New Roman" w:eastAsia="Times New Roman" w:hAnsi="Times New Roman" w:cs="Times New Roman"/>
+          <w:kern w:val="0"/>
+          <w:lang w:eastAsia="es-AR"/>
+          <w14:ligatures w14:val="none"/>
+        </w:rPr>
+        <w:t>strongly</w:t>
+      </w:r>
+      <w:proofErr w:type="spellEnd"/>
+      <w:r>
+        <w:rPr>
+          <w:rFonts w:ascii="Times New Roman" w:eastAsia="Times New Roman" w:hAnsi="Times New Roman" w:cs="Times New Roman"/>
+          <w:kern w:val="0"/>
+          <w:lang w:eastAsia="es-AR"/>
+          <w14:ligatures w14:val="none"/>
+        </w:rPr>
+        <w:t xml:space="preserve"> </w:t>
+      </w:r>
+      <w:proofErr w:type="spellStart"/>
+      <w:r>
+        <w:rPr>
+          <w:rFonts w:ascii="Times New Roman" w:eastAsia="Times New Roman" w:hAnsi="Times New Roman" w:cs="Times New Roman"/>
+          <w:kern w:val="0"/>
+          <w:lang w:eastAsia="es-AR"/>
+          <w14:ligatures w14:val="none"/>
+        </w:rPr>
+        <w:t>paired</w:t>
+      </w:r>
+      <w:proofErr w:type="spellEnd"/>
+      <w:r>
+        <w:rPr>
+          <w:rFonts w:ascii="Times New Roman" w:eastAsia="Times New Roman" w:hAnsi="Times New Roman" w:cs="Times New Roman"/>
+          <w:kern w:val="0"/>
+          <w:lang w:eastAsia="es-AR"/>
+          <w14:ligatures w14:val="none"/>
+        </w:rPr>
+        <w:t>),</w:t>
+      </w:r>
+    </w:p>
+    <w:p>
+      <w:pPr>
+        <w:numPr>
+          <w:ilvl w:val="0"/>
+          <w:numId w:val="11"/>
+        </w:numPr>
+        <w:spacing w:before="100" w:beforeAutospacing="1" w:after="100" w:afterAutospacing="1" w:line="240" w:lineRule="auto"/>
+        <w:rPr>
+          <w:rFonts w:ascii="Times New Roman" w:eastAsia="Times New Roman" w:hAnsi="Times New Roman" w:cs="Times New Roman"/>
+          <w:kern w:val="0"/>
+          <w:lang w:val="fr-FR" w:eastAsia="es-AR"/>
+          <w14:ligatures w14:val="none"/>
+        </w:rPr>
+      </w:pPr>
+      <w:proofErr w:type="gramStart"/>
+      <w:r>
+        <w:rPr>
+          <w:rFonts w:ascii="Times New Roman" w:eastAsia="Times New Roman" w:hAnsi="Times New Roman" w:cs="Times New Roman"/>
+          <w:b/>
+          <w:bCs/>
+          <w:kern w:val="0"/>
+          <w:lang w:val="fr-FR" w:eastAsia="es-AR"/>
+          <w14:ligatures w14:val="none"/>
+        </w:rPr>
+        <w:t>faiblement</w:t>
+      </w:r>
+      <w:proofErr w:type="gramEnd"/>
+      <w:r>
+        <w:rPr>
+          <w:rFonts w:ascii="Times New Roman" w:eastAsia="Times New Roman" w:hAnsi="Times New Roman" w:cs="Times New Roman"/>
+          <w:b/>
+          <w:bCs/>
+          <w:kern w:val="0"/>
+          <w:lang w:val="fr-FR" w:eastAsia="es-AR"/>
+          <w14:ligatures w14:val="none"/>
+        </w:rPr>
+        <w:t xml:space="preserve"> apparié</w:t>
+      </w:r>
+      <w:r>
+        <w:rPr>
+          <w:rFonts w:ascii="Times New Roman" w:eastAsia="Times New Roman" w:hAnsi="Times New Roman" w:cs="Times New Roman"/>
+          <w:kern w:val="0"/>
+          <w:lang w:val="fr-FR" w:eastAsia="es-AR"/>
+          <w14:ligatures w14:val="none"/>
+        </w:rPr>
+        <w:t xml:space="preserve"> (non-</w:t>
+      </w:r>
+      <w:proofErr w:type="spellStart"/>
+      <w:r>
+        <w:rPr>
+          <w:rFonts w:ascii="Times New Roman" w:eastAsia="Times New Roman" w:hAnsi="Times New Roman" w:cs="Times New Roman"/>
+          <w:kern w:val="0"/>
+          <w:lang w:val="fr-FR" w:eastAsia="es-AR"/>
+          <w14:ligatures w14:val="none"/>
+        </w:rPr>
+        <w:t>parallel</w:t>
+      </w:r>
+      <w:proofErr w:type="spellEnd"/>
+      <w:r>
+        <w:rPr>
+          <w:rFonts w:ascii="Times New Roman" w:eastAsia="Times New Roman" w:hAnsi="Times New Roman" w:cs="Times New Roman"/>
+          <w:kern w:val="0"/>
+          <w:lang w:val="fr-FR" w:eastAsia="es-AR"/>
+          <w14:ligatures w14:val="none"/>
+        </w:rPr>
+        <w:t xml:space="preserve"> / </w:t>
+      </w:r>
+      <w:proofErr w:type="spellStart"/>
+      <w:r>
+        <w:rPr>
+          <w:rFonts w:ascii="Times New Roman" w:eastAsia="Times New Roman" w:hAnsi="Times New Roman" w:cs="Times New Roman"/>
+          <w:kern w:val="0"/>
+          <w:lang w:val="fr-FR" w:eastAsia="es-AR"/>
+          <w14:ligatures w14:val="none"/>
+        </w:rPr>
+        <w:t>weakly</w:t>
+      </w:r>
+      <w:proofErr w:type="spellEnd"/>
+      <w:r>
+        <w:rPr>
+          <w:rFonts w:ascii="Times New Roman" w:eastAsia="Times New Roman" w:hAnsi="Times New Roman" w:cs="Times New Roman"/>
+          <w:kern w:val="0"/>
+          <w:lang w:val="fr-FR" w:eastAsia="es-AR"/>
+          <w14:ligatures w14:val="none"/>
+        </w:rPr>
+        <w:t xml:space="preserve"> </w:t>
+      </w:r>
+      <w:proofErr w:type="spellStart"/>
+      <w:r>
+        <w:rPr>
+          <w:rFonts w:ascii="Times New Roman" w:eastAsia="Times New Roman" w:hAnsi="Times New Roman" w:cs="Times New Roman"/>
+          <w:kern w:val="0"/>
+          <w:lang w:val="fr-FR" w:eastAsia="es-AR"/>
+          <w14:ligatures w14:val="none"/>
+        </w:rPr>
+        <w:t>paired</w:t>
+      </w:r>
+      <w:proofErr w:type="spellEnd"/>
+      <w:r>
+        <w:rPr>
+          <w:rFonts w:ascii="Times New Roman" w:eastAsia="Times New Roman" w:hAnsi="Times New Roman" w:cs="Times New Roman"/>
+          <w:kern w:val="0"/>
+          <w:lang w:val="fr-FR" w:eastAsia="es-AR"/>
+          <w14:ligatures w14:val="none"/>
+        </w:rPr>
+        <w:t>),</w:t>
+      </w:r>
+    </w:p>
+    <w:p>
+      <w:pPr>
+        <w:numPr>
+          <w:ilvl w:val="0"/>
+          <w:numId w:val="11"/>
+        </w:numPr>
+        <w:spacing w:before="100" w:beforeAutospacing="1" w:after="100" w:afterAutospacing="1" w:line="240" w:lineRule="auto"/>
+        <w:rPr>
+          <w:rFonts w:ascii="Times New Roman" w:eastAsia="Times New Roman" w:hAnsi="Times New Roman" w:cs="Times New Roman"/>
+          <w:kern w:val="0"/>
+          <w:lang w:val="fr-FR" w:eastAsia="es-AR"/>
+          <w14:ligatures w14:val="none"/>
+        </w:rPr>
+      </w:pPr>
+      <w:proofErr w:type="gramStart"/>
+      <w:r>
+        <w:rPr>
+          <w:rFonts w:ascii="Times New Roman" w:eastAsia="Times New Roman" w:hAnsi="Times New Roman" w:cs="Times New Roman"/>
+          <w:b/>
+          <w:bCs/>
+          <w:kern w:val="0"/>
+          <w:lang w:val="fr-FR" w:eastAsia="es-AR"/>
+          <w14:ligatures w14:val="none"/>
+        </w:rPr>
+        <w:t>bridgé</w:t>
+      </w:r>
+      <w:proofErr w:type="gramEnd"/>
+      <w:r>
+        <w:rPr>
+          <w:rFonts w:ascii="Times New Roman" w:eastAsia="Times New Roman" w:hAnsi="Times New Roman" w:cs="Times New Roman"/>
+          <w:kern w:val="0"/>
+          <w:lang w:val="fr-FR" w:eastAsia="es-AR"/>
+          <w14:ligatures w14:val="none"/>
+        </w:rPr>
+        <w:t xml:space="preserve"> via une modalité pivot (</w:t>
+      </w:r>
+      <w:proofErr w:type="spellStart"/>
+      <w:r>
+        <w:rPr>
+          <w:rFonts w:ascii="Times New Roman" w:eastAsia="Times New Roman" w:hAnsi="Times New Roman" w:cs="Times New Roman"/>
+          <w:kern w:val="0"/>
+          <w:lang w:val="fr-FR" w:eastAsia="es-AR"/>
+          <w14:ligatures w14:val="none"/>
+        </w:rPr>
+        <w:t>hybrid</w:t>
+      </w:r>
+      <w:proofErr w:type="spellEnd"/>
+      <w:r>
+        <w:rPr>
+          <w:rFonts w:ascii="Times New Roman" w:eastAsia="Times New Roman" w:hAnsi="Times New Roman" w:cs="Times New Roman"/>
+          <w:kern w:val="0"/>
+          <w:lang w:val="fr-FR" w:eastAsia="es-AR"/>
+          <w14:ligatures w14:val="none"/>
+        </w:rPr>
+        <w:t xml:space="preserve"> / </w:t>
+      </w:r>
+      <w:proofErr w:type="spellStart"/>
+      <w:r>
+        <w:rPr>
+          <w:rFonts w:ascii="Times New Roman" w:eastAsia="Times New Roman" w:hAnsi="Times New Roman" w:cs="Times New Roman"/>
+          <w:kern w:val="0"/>
+          <w:lang w:val="fr-FR" w:eastAsia="es-AR"/>
+          <w14:ligatures w14:val="none"/>
+        </w:rPr>
+        <w:t>bridged</w:t>
+      </w:r>
+      <w:proofErr w:type="spellEnd"/>
+      <w:r>
+        <w:rPr>
+          <w:rFonts w:ascii="Times New Roman" w:eastAsia="Times New Roman" w:hAnsi="Times New Roman" w:cs="Times New Roman"/>
+          <w:kern w:val="0"/>
+          <w:lang w:val="fr-FR" w:eastAsia="es-AR"/>
+          <w14:ligatures w14:val="none"/>
+        </w:rPr>
+        <w:t xml:space="preserve">). </w:t>
+      </w:r>
+    </w:p>
+    <w:p>
+      <w:pPr>
+        <w:spacing w:before="100" w:beforeAutospacing="1" w:after="100" w:afterAutospacing="1" w:line="240" w:lineRule="auto"/>
+        <w:outlineLvl w:val="2"/>
+        <w:rPr>
+          <w:rFonts w:ascii="Times New Roman" w:eastAsia="Times New Roman" w:hAnsi="Times New Roman" w:cs="Times New Roman"/>
+          <w:b/>
+          <w:bCs/>
+          <w:kern w:val="0"/>
+          <w:sz w:val="27"/>
+          <w:szCs w:val="27"/>
+          <w:lang w:val="fr-FR" w:eastAsia="es-AR"/>
+          <w14:ligatures w14:val="none"/>
+        </w:rPr>
+      </w:pPr>
+      <w:r>
+        <w:rPr>
+          <w:rFonts w:ascii="Times New Roman" w:eastAsia="Times New Roman" w:hAnsi="Times New Roman" w:cs="Times New Roman"/>
+          <w:b/>
+          <w:bCs/>
+          <w:kern w:val="0"/>
+          <w:sz w:val="27"/>
+          <w:szCs w:val="27"/>
+          <w:lang w:val="fr-FR" w:eastAsia="es-AR"/>
+          <w14:ligatures w14:val="none"/>
+        </w:rPr>
+        <w:t>C) Être robuste aux bruits</w:t>
+      </w:r>
+    </w:p>
+    <w:p>
+      <w:pPr>
+        <w:numPr>
+          <w:ilvl w:val="0"/>
+          <w:numId w:val="12"/>
+        </w:numPr>
+        <w:spacing w:before="100" w:beforeAutospacing="1" w:after="100" w:afterAutospacing="1" w:line="240" w:lineRule="auto"/>
+        <w:rPr>
+          <w:rFonts w:ascii="Times New Roman" w:eastAsia="Times New Roman" w:hAnsi="Times New Roman" w:cs="Times New Roman"/>
+          <w:kern w:val="0"/>
+          <w:lang w:eastAsia="es-AR"/>
+          <w14:ligatures w14:val="none"/>
+        </w:rPr>
+      </w:pPr>
+      <w:proofErr w:type="spellStart"/>
+      <w:r>
+        <w:rPr>
+          <w:rFonts w:ascii="Times New Roman" w:eastAsia="Times New Roman" w:hAnsi="Times New Roman" w:cs="Times New Roman"/>
+          <w:kern w:val="0"/>
+          <w:lang w:eastAsia="es-AR"/>
+          <w14:ligatures w14:val="none"/>
+        </w:rPr>
+        <w:t>bruit</w:t>
+      </w:r>
+      <w:proofErr w:type="spellEnd"/>
+      <w:r>
+        <w:rPr>
+          <w:rFonts w:ascii="Times New Roman" w:eastAsia="Times New Roman" w:hAnsi="Times New Roman" w:cs="Times New Roman"/>
+          <w:kern w:val="0"/>
+          <w:lang w:eastAsia="es-AR"/>
+          <w14:ligatures w14:val="none"/>
+        </w:rPr>
+        <w:t xml:space="preserve"> </w:t>
+      </w:r>
+      <w:proofErr w:type="spellStart"/>
+      <w:r>
+        <w:rPr>
+          <w:rFonts w:ascii="Times New Roman" w:eastAsia="Times New Roman" w:hAnsi="Times New Roman" w:cs="Times New Roman"/>
+          <w:kern w:val="0"/>
+          <w:lang w:eastAsia="es-AR"/>
+          <w14:ligatures w14:val="none"/>
+        </w:rPr>
+        <w:t>dans</w:t>
+      </w:r>
+      <w:proofErr w:type="spellEnd"/>
+      <w:r>
+        <w:rPr>
+          <w:rFonts w:ascii="Times New Roman" w:eastAsia="Times New Roman" w:hAnsi="Times New Roman" w:cs="Times New Roman"/>
+          <w:kern w:val="0"/>
+          <w:lang w:eastAsia="es-AR"/>
+          <w14:ligatures w14:val="none"/>
+        </w:rPr>
+        <w:t xml:space="preserve"> les </w:t>
+      </w:r>
+      <w:proofErr w:type="spellStart"/>
+      <w:r>
+        <w:rPr>
+          <w:rFonts w:ascii="Times New Roman" w:eastAsia="Times New Roman" w:hAnsi="Times New Roman" w:cs="Times New Roman"/>
+          <w:kern w:val="0"/>
+          <w:lang w:eastAsia="es-AR"/>
+          <w14:ligatures w14:val="none"/>
+        </w:rPr>
+        <w:t>données</w:t>
+      </w:r>
+      <w:proofErr w:type="spellEnd"/>
+      <w:r>
+        <w:rPr>
+          <w:rFonts w:ascii="Times New Roman" w:eastAsia="Times New Roman" w:hAnsi="Times New Roman" w:cs="Times New Roman"/>
+          <w:kern w:val="0"/>
+          <w:lang w:eastAsia="es-AR"/>
+          <w14:ligatures w14:val="none"/>
+        </w:rPr>
+        <w:t>,</w:t>
+      </w:r>
+    </w:p>
+    <w:p>
+      <w:pPr>
+        <w:numPr>
+          <w:ilvl w:val="0"/>
+          <w:numId w:val="12"/>
+        </w:numPr>
+        <w:spacing w:before="100" w:beforeAutospacing="1" w:after="100" w:afterAutospacing="1" w:line="240" w:lineRule="auto"/>
+        <w:rPr>
+          <w:rFonts w:ascii="Times New Roman" w:eastAsia="Times New Roman" w:hAnsi="Times New Roman" w:cs="Times New Roman"/>
+          <w:kern w:val="0"/>
+          <w:lang w:eastAsia="es-AR"/>
+          <w14:ligatures w14:val="none"/>
+        </w:rPr>
+      </w:pPr>
+      <w:proofErr w:type="spellStart"/>
+      <w:r>
+        <w:rPr>
+          <w:rFonts w:ascii="Times New Roman" w:eastAsia="Times New Roman" w:hAnsi="Times New Roman" w:cs="Times New Roman"/>
+          <w:kern w:val="0"/>
+          <w:lang w:eastAsia="es-AR"/>
+          <w14:ligatures w14:val="none"/>
+        </w:rPr>
+        <w:t>bruit</w:t>
+      </w:r>
+      <w:proofErr w:type="spellEnd"/>
+      <w:r>
+        <w:rPr>
+          <w:rFonts w:ascii="Times New Roman" w:eastAsia="Times New Roman" w:hAnsi="Times New Roman" w:cs="Times New Roman"/>
+          <w:kern w:val="0"/>
+          <w:lang w:eastAsia="es-AR"/>
+          <w14:ligatures w14:val="none"/>
+        </w:rPr>
+        <w:t xml:space="preserve"> </w:t>
+      </w:r>
+      <w:proofErr w:type="spellStart"/>
+      <w:r>
+        <w:rPr>
+          <w:rFonts w:ascii="Times New Roman" w:eastAsia="Times New Roman" w:hAnsi="Times New Roman" w:cs="Times New Roman"/>
+          <w:kern w:val="0"/>
+          <w:lang w:eastAsia="es-AR"/>
+          <w14:ligatures w14:val="none"/>
+        </w:rPr>
+        <w:t>dans</w:t>
+      </w:r>
+      <w:proofErr w:type="spellEnd"/>
+      <w:r>
+        <w:rPr>
+          <w:rFonts w:ascii="Times New Roman" w:eastAsia="Times New Roman" w:hAnsi="Times New Roman" w:cs="Times New Roman"/>
+          <w:kern w:val="0"/>
+          <w:lang w:eastAsia="es-AR"/>
+          <w14:ligatures w14:val="none"/>
+        </w:rPr>
+        <w:t xml:space="preserve"> les </w:t>
+      </w:r>
+      <w:proofErr w:type="spellStart"/>
+      <w:r>
+        <w:rPr>
+          <w:rFonts w:ascii="Times New Roman" w:eastAsia="Times New Roman" w:hAnsi="Times New Roman" w:cs="Times New Roman"/>
+          <w:kern w:val="0"/>
+          <w:lang w:eastAsia="es-AR"/>
+          <w14:ligatures w14:val="none"/>
+        </w:rPr>
+        <w:t>labels</w:t>
+      </w:r>
+      <w:proofErr w:type="spellEnd"/>
+      <w:r>
+        <w:rPr>
+          <w:rFonts w:ascii="Times New Roman" w:eastAsia="Times New Roman" w:hAnsi="Times New Roman" w:cs="Times New Roman"/>
+          <w:kern w:val="0"/>
+          <w:lang w:eastAsia="es-AR"/>
+          <w14:ligatures w14:val="none"/>
+        </w:rPr>
+        <w:t xml:space="preserve">. </w:t>
+      </w:r>
+    </w:p>
+    <w:p>
+      <w:pPr>
+        <w:spacing w:before="100" w:beforeAutospacing="1" w:after="100" w:afterAutospacing="1" w:line="240" w:lineRule="auto"/>
+        <w:outlineLvl w:val="2"/>
+        <w:rPr>
+          <w:rFonts w:ascii="Times New Roman" w:eastAsia="Times New Roman" w:hAnsi="Times New Roman" w:cs="Times New Roman"/>
+          <w:b/>
+          <w:bCs/>
+          <w:kern w:val="0"/>
+          <w:sz w:val="27"/>
+          <w:szCs w:val="27"/>
+          <w:lang w:val="fr-FR" w:eastAsia="es-AR"/>
+          <w14:ligatures w14:val="none"/>
+        </w:rPr>
+      </w:pPr>
+      <w:r>
+        <w:rPr>
+          <w:rFonts w:ascii="Times New Roman" w:eastAsia="Times New Roman" w:hAnsi="Times New Roman" w:cs="Times New Roman"/>
+          <w:b/>
+          <w:bCs/>
+          <w:kern w:val="0"/>
+          <w:sz w:val="27"/>
+          <w:szCs w:val="27"/>
+          <w:lang w:val="fr-FR" w:eastAsia="es-AR"/>
+          <w14:ligatures w14:val="none"/>
+        </w:rPr>
+        <w:t>D) Marcher avec des annotations partielles</w:t>
+      </w:r>
+    </w:p>
+    <w:p>
+      <w:pPr>
+        <w:spacing w:before="100" w:beforeAutospacing="1" w:after="100" w:afterAutospacing="1" w:line="240" w:lineRule="auto"/>
+        <w:rPr>
+          <w:rFonts w:ascii="Times New Roman" w:eastAsia="Times New Roman" w:hAnsi="Times New Roman" w:cs="Times New Roman"/>
+          <w:kern w:val="0"/>
+          <w:lang w:val="en-US" w:eastAsia="es-AR"/>
+          <w14:ligatures w14:val="none"/>
+        </w:rPr>
+      </w:pPr>
+      <w:proofErr w:type="spellStart"/>
+      <w:r>
+        <w:rPr>
+          <w:rFonts w:ascii="Times New Roman" w:eastAsia="Times New Roman" w:hAnsi="Times New Roman" w:cs="Times New Roman"/>
+          <w:kern w:val="0"/>
+          <w:lang w:val="en-US" w:eastAsia="es-AR"/>
+          <w14:ligatures w14:val="none"/>
+        </w:rPr>
+        <w:t>Supervisé</w:t>
+      </w:r>
+      <w:proofErr w:type="spellEnd"/>
+      <w:r>
+        <w:rPr>
+          <w:rFonts w:ascii="Times New Roman" w:eastAsia="Times New Roman" w:hAnsi="Times New Roman" w:cs="Times New Roman"/>
+          <w:kern w:val="0"/>
+          <w:lang w:val="en-US" w:eastAsia="es-AR"/>
+          <w14:ligatures w14:val="none"/>
+        </w:rPr>
+        <w:t xml:space="preserve"> / semi-</w:t>
+      </w:r>
+      <w:proofErr w:type="spellStart"/>
+      <w:r>
+        <w:rPr>
+          <w:rFonts w:ascii="Times New Roman" w:eastAsia="Times New Roman" w:hAnsi="Times New Roman" w:cs="Times New Roman"/>
+          <w:kern w:val="0"/>
+          <w:lang w:val="en-US" w:eastAsia="es-AR"/>
+          <w14:ligatures w14:val="none"/>
+        </w:rPr>
+        <w:t>supervisé</w:t>
+      </w:r>
+      <w:proofErr w:type="spellEnd"/>
+      <w:r>
+        <w:rPr>
+          <w:rFonts w:ascii="Times New Roman" w:eastAsia="Times New Roman" w:hAnsi="Times New Roman" w:cs="Times New Roman"/>
+          <w:kern w:val="0"/>
+          <w:lang w:val="en-US" w:eastAsia="es-AR"/>
+          <w14:ligatures w14:val="none"/>
+        </w:rPr>
+        <w:t xml:space="preserve"> / weakly-supervised / non-</w:t>
+      </w:r>
+      <w:proofErr w:type="spellStart"/>
+      <w:r>
+        <w:rPr>
+          <w:rFonts w:ascii="Times New Roman" w:eastAsia="Times New Roman" w:hAnsi="Times New Roman" w:cs="Times New Roman"/>
+          <w:kern w:val="0"/>
+          <w:lang w:val="en-US" w:eastAsia="es-AR"/>
+          <w14:ligatures w14:val="none"/>
+        </w:rPr>
+        <w:t>supervisé</w:t>
+      </w:r>
+      <w:proofErr w:type="spellEnd"/>
+      <w:r>
+        <w:rPr>
+          <w:rFonts w:ascii="Times New Roman" w:eastAsia="Times New Roman" w:hAnsi="Times New Roman" w:cs="Times New Roman"/>
+          <w:kern w:val="0"/>
+          <w:lang w:val="en-US" w:eastAsia="es-AR"/>
+          <w14:ligatures w14:val="none"/>
+        </w:rPr>
+        <w:t xml:space="preserve">. </w:t>
+      </w:r>
+    </w:p>
+    <w:p>
+      <w:pPr>
+        <w:spacing w:before="100" w:beforeAutospacing="1" w:after="100" w:afterAutospacing="1" w:line="240" w:lineRule="auto"/>
+        <w:outlineLvl w:val="2"/>
+        <w:rPr>
+          <w:rFonts w:ascii="Times New Roman" w:eastAsia="Times New Roman" w:hAnsi="Times New Roman" w:cs="Times New Roman"/>
+          <w:b/>
+          <w:bCs/>
+          <w:kern w:val="0"/>
+          <w:sz w:val="27"/>
+          <w:szCs w:val="27"/>
+          <w:lang w:val="fr-FR" w:eastAsia="es-AR"/>
+          <w14:ligatures w14:val="none"/>
+        </w:rPr>
+      </w:pPr>
+      <w:r>
+        <w:rPr>
+          <w:rFonts w:ascii="Times New Roman" w:eastAsia="Times New Roman" w:hAnsi="Times New Roman" w:cs="Times New Roman"/>
+          <w:b/>
+          <w:bCs/>
+          <w:kern w:val="0"/>
+          <w:sz w:val="27"/>
+          <w:szCs w:val="27"/>
+          <w:lang w:val="fr-FR" w:eastAsia="es-AR"/>
+          <w14:ligatures w14:val="none"/>
+        </w:rPr>
+        <w:t xml:space="preserve">E) Supporter la </w:t>
+      </w:r>
+      <w:proofErr w:type="spellStart"/>
+      <w:r>
+        <w:rPr>
+          <w:rFonts w:ascii="Times New Roman" w:eastAsia="Times New Roman" w:hAnsi="Times New Roman" w:cs="Times New Roman"/>
+          <w:b/>
+          <w:bCs/>
+          <w:kern w:val="0"/>
+          <w:sz w:val="27"/>
+          <w:szCs w:val="27"/>
+          <w:lang w:val="fr-FR" w:eastAsia="es-AR"/>
+          <w14:ligatures w14:val="none"/>
+        </w:rPr>
+        <w:t>domain</w:t>
+      </w:r>
+      <w:proofErr w:type="spellEnd"/>
+      <w:r>
+        <w:rPr>
+          <w:rFonts w:ascii="Times New Roman" w:eastAsia="Times New Roman" w:hAnsi="Times New Roman" w:cs="Times New Roman"/>
+          <w:b/>
+          <w:bCs/>
+          <w:kern w:val="0"/>
+          <w:sz w:val="27"/>
+          <w:szCs w:val="27"/>
+          <w:lang w:val="fr-FR" w:eastAsia="es-AR"/>
+          <w14:ligatures w14:val="none"/>
+        </w:rPr>
+        <w:t xml:space="preserve"> adaptation</w:t>
+      </w:r>
+    </w:p>
+    <w:p>
+      <w:pPr>
+        <w:spacing w:before="100" w:beforeAutospacing="1" w:after="100" w:afterAutospacing="1" w:line="240" w:lineRule="auto"/>
+        <w:rPr>
+          <w:rFonts w:ascii="Times New Roman" w:eastAsia="Times New Roman" w:hAnsi="Times New Roman" w:cs="Times New Roman"/>
+          <w:kern w:val="0"/>
+          <w:lang w:val="fr-FR" w:eastAsia="es-AR"/>
+          <w14:ligatures w14:val="none"/>
+        </w:rPr>
+      </w:pPr>
+      <w:r>
+        <w:rPr>
+          <w:rFonts w:ascii="Times New Roman" w:eastAsia="Times New Roman" w:hAnsi="Times New Roman" w:cs="Times New Roman"/>
+          <w:kern w:val="0"/>
+          <w:lang w:val="fr-FR" w:eastAsia="es-AR"/>
+          <w14:ligatures w14:val="none"/>
+        </w:rPr>
+        <w:t>Quand train et test ne viennent pas exactement de la même distribution/domaine</w:t>
       </w:r>
     </w:p>
     <w:p>
@@ -851,6 +1663,155 @@
 <file path=word/numbering.xml><?xml version="1.0" encoding="utf-8"?>
 <w:numbering xmlns:wpc="http://schemas.microsoft.com/office/word/2010/wordprocessingCanvas" xmlns:cx="http://schemas.microsoft.com/office/drawing/2014/chartex" xmlns:cx1="http://schemas.microsoft.com/office/drawing/2015/9/8/chartex" xmlns:cx2="http://schemas.microsoft.com/office/drawing/2015/10/21/chartex" xmlns:cx3="http://schemas.microsoft.com/office/drawing/2016/5/9/chartex" xmlns:cx4="http://schemas.microsoft.com/office/drawing/2016/5/10/chartex" xmlns:cx5="http://schemas.microsoft.com/office/drawing/2016/5/11/chartex" xmlns:cx6="http://schemas.microsoft.com/office/drawing/2016/5/12/chartex" xmlns:cx7="http://schemas.microsoft.com/office/drawing/2016/5/13/chartex" xmlns:cx8="http://schemas.microsoft.com/office/drawing/2016/5/14/chartex" xmlns:mc="http://schemas.openxmlformats.org/markup-compatibility/2006" xmlns:aink="http://schemas.microsoft.com/office/drawing/2016/ink" xmlns:am3d="http://schemas.microsoft.com/office/drawing/2017/model3d" xmlns:o="urn:schemas-microsoft-com:office:office" xmlns:oel="http://schemas.microsoft.com/office/2019/extlst" xmlns:r="http://schemas.openxmlformats.org/officeDocument/2006/relationships" xmlns:m="http://schemas.openxmlformats.org/officeDocument/2006/math" xmlns:v="urn:schemas-microsoft-com:vml" xmlns:wp14="http://schemas.microsoft.com/office/word/2010/wordprocessingDrawing" xmlns:wp="http://schemas.openxmlformats.org/drawingml/2006/wordprocessingDrawing" xmlns:w10="urn:schemas-microsoft-com:office:word" xmlns:w="http://schemas.openxmlformats.org/wordprocessingml/2006/main" xmlns:w14="http://schemas.microsoft.com/office/word/2010/wordml" xmlns:w15="http://schemas.microsoft.com/office/word/2012/wordml" xmlns:w16cex="http://schemas.microsoft.com/office/word/2018/wordml/cex" xmlns:w16cid="http://schemas.microsoft.com/office/word/2016/wordml/cid" xmlns:w16="http://schemas.microsoft.com/office/word/2018/wordml" xmlns:w16du="http://schemas.microsoft.com/office/word/2023/wordml/word16du" xmlns:w16sdtdh="http://schemas.microsoft.com/office/word/2020/wordml/sdtdatahash" xmlns:w16sdtfl="http://schemas.microsoft.com/office/word/2024/wordml/sdtformatlock" xmlns:w16se="http://schemas.microsoft.com/office/word/2015/wordml/symex" xmlns:wpg="http://schemas.microsoft.com/office/word/2010/wordprocessingGroup" xmlns:wpi="http://schemas.microsoft.com/office/word/2010/wordprocessingInk" xmlns:wne="http://schemas.microsoft.com/office/word/2006/wordml" xmlns:wps="http://schemas.microsoft.com/office/word/2010/wordprocessingShape" mc:Ignorable="w14 w15 w16se w16cid w16 w16cex w16sdtdh w16sdtfl w16du wp14">
   <w:abstractNum w:abstractNumId="0" w15:restartNumberingAfterBreak="0">
+    <w:nsid w:val="0C204A8D"/>
+    <w:multiLevelType w:val="multilevel"/>
+    <w:tmpl w:val="938866FE"/>
+    <w:lvl w:ilvl="0">
+      <w:start w:val="1"/>
+      <w:numFmt w:val="bullet"/>
+      <w:lvlText w:val=""/>
+      <w:lvlJc w:val="left"/>
+      <w:pPr>
+        <w:tabs>
+          <w:tab w:val="num" w:pos="720"/>
+        </w:tabs>
+        <w:ind w:left="720" w:hanging="360"/>
+      </w:pPr>
+      <w:rPr>
+        <w:rFonts w:ascii="Symbol" w:hAnsi="Symbol" w:hint="default"/>
+        <w:sz w:val="20"/>
+      </w:rPr>
+    </w:lvl>
+    <w:lvl w:ilvl="1" w:tentative="1">
+      <w:start w:val="1"/>
+      <w:numFmt w:val="bullet"/>
+      <w:lvlText w:val="o"/>
+      <w:lvlJc w:val="left"/>
+      <w:pPr>
+        <w:tabs>
+          <w:tab w:val="num" w:pos="1440"/>
+        </w:tabs>
+        <w:ind w:left="1440" w:hanging="360"/>
+      </w:pPr>
+      <w:rPr>
+        <w:rFonts w:ascii="Courier New" w:hAnsi="Courier New" w:hint="default"/>
+        <w:sz w:val="20"/>
+      </w:rPr>
+    </w:lvl>
+    <w:lvl w:ilvl="2" w:tentative="1">
+      <w:start w:val="1"/>
+      <w:numFmt w:val="bullet"/>
+      <w:lvlText w:val=""/>
+      <w:lvlJc w:val="left"/>
+      <w:pPr>
+        <w:tabs>
+          <w:tab w:val="num" w:pos="2160"/>
+        </w:tabs>
+        <w:ind w:left="2160" w:hanging="360"/>
+      </w:pPr>
+      <w:rPr>
+        <w:rFonts w:ascii="Wingdings" w:hAnsi="Wingdings" w:hint="default"/>
+        <w:sz w:val="20"/>
+      </w:rPr>
+    </w:lvl>
+    <w:lvl w:ilvl="3" w:tentative="1">
+      <w:start w:val="1"/>
+      <w:numFmt w:val="bullet"/>
+      <w:lvlText w:val=""/>
+      <w:lvlJc w:val="left"/>
+      <w:pPr>
+        <w:tabs>
+          <w:tab w:val="num" w:pos="2880"/>
+        </w:tabs>
+        <w:ind w:left="2880" w:hanging="360"/>
+      </w:pPr>
+      <w:rPr>
+        <w:rFonts w:ascii="Wingdings" w:hAnsi="Wingdings" w:hint="default"/>
+        <w:sz w:val="20"/>
+      </w:rPr>
+    </w:lvl>
+    <w:lvl w:ilvl="4" w:tentative="1">
+      <w:start w:val="1"/>
+      <w:numFmt w:val="bullet"/>
+      <w:lvlText w:val=""/>
+      <w:lvlJc w:val="left"/>
+      <w:pPr>
+        <w:tabs>
+          <w:tab w:val="num" w:pos="3600"/>
+        </w:tabs>
+        <w:ind w:left="3600" w:hanging="360"/>
+      </w:pPr>
+      <w:rPr>
+        <w:rFonts w:ascii="Wingdings" w:hAnsi="Wingdings" w:hint="default"/>
+        <w:sz w:val="20"/>
+      </w:rPr>
+    </w:lvl>
+    <w:lvl w:ilvl="5" w:tentative="1">
+      <w:start w:val="1"/>
+      <w:numFmt w:val="bullet"/>
+      <w:lvlText w:val=""/>
+      <w:lvlJc w:val="left"/>
+      <w:pPr>
+        <w:tabs>
+          <w:tab w:val="num" w:pos="4320"/>
+        </w:tabs>
+        <w:ind w:left="4320" w:hanging="360"/>
+      </w:pPr>
+      <w:rPr>
+        <w:rFonts w:ascii="Wingdings" w:hAnsi="Wingdings" w:hint="default"/>
+        <w:sz w:val="20"/>
+      </w:rPr>
+    </w:lvl>
+    <w:lvl w:ilvl="6" w:tentative="1">
+      <w:start w:val="1"/>
+      <w:numFmt w:val="bullet"/>
+      <w:lvlText w:val=""/>
+      <w:lvlJc w:val="left"/>
+      <w:pPr>
+        <w:tabs>
+          <w:tab w:val="num" w:pos="5040"/>
+        </w:tabs>
+        <w:ind w:left="5040" w:hanging="360"/>
+      </w:pPr>
+      <w:rPr>
+        <w:rFonts w:ascii="Wingdings" w:hAnsi="Wingdings" w:hint="default"/>
+        <w:sz w:val="20"/>
+      </w:rPr>
+    </w:lvl>
+    <w:lvl w:ilvl="7" w:tentative="1">
+      <w:start w:val="1"/>
+      <w:numFmt w:val="bullet"/>
+      <w:lvlText w:val=""/>
+      <w:lvlJc w:val="left"/>
+      <w:pPr>
+        <w:tabs>
+          <w:tab w:val="num" w:pos="5760"/>
+        </w:tabs>
+        <w:ind w:left="5760" w:hanging="360"/>
+      </w:pPr>
+      <w:rPr>
+        <w:rFonts w:ascii="Wingdings" w:hAnsi="Wingdings" w:hint="default"/>
+        <w:sz w:val="20"/>
+      </w:rPr>
+    </w:lvl>
+    <w:lvl w:ilvl="8" w:tentative="1">
+      <w:start w:val="1"/>
+      <w:numFmt w:val="bullet"/>
+      <w:lvlText w:val=""/>
+      <w:lvlJc w:val="left"/>
+      <w:pPr>
+        <w:tabs>
+          <w:tab w:val="num" w:pos="6480"/>
+        </w:tabs>
+        <w:ind w:left="6480" w:hanging="360"/>
+      </w:pPr>
+      <w:rPr>
+        <w:rFonts w:ascii="Wingdings" w:hAnsi="Wingdings" w:hint="default"/>
+        <w:sz w:val="20"/>
+      </w:rPr>
+    </w:lvl>
+  </w:abstractNum>
+  <w:abstractNum w:abstractNumId="1" w15:restartNumberingAfterBreak="0">
     <w:nsid w:val="0DCE48D3"/>
     <w:multiLevelType w:val="hybridMultilevel"/>
     <w:tmpl w:val="8F4A9D6A"/>
@@ -963,7 +1924,7 @@
       </w:rPr>
     </w:lvl>
   </w:abstractNum>
-  <w:abstractNum w:abstractNumId="1" w15:restartNumberingAfterBreak="0">
+  <w:abstractNum w:abstractNumId="2" w15:restartNumberingAfterBreak="0">
     <w:nsid w:val="16963946"/>
     <w:multiLevelType w:val="multilevel"/>
     <w:tmpl w:val="DBACD9B4"/>
@@ -1112,7 +2073,156 @@
       </w:rPr>
     </w:lvl>
   </w:abstractNum>
-  <w:abstractNum w:abstractNumId="2" w15:restartNumberingAfterBreak="0">
+  <w:abstractNum w:abstractNumId="3" w15:restartNumberingAfterBreak="0">
+    <w:nsid w:val="39367E54"/>
+    <w:multiLevelType w:val="multilevel"/>
+    <w:tmpl w:val="84CE38A8"/>
+    <w:lvl w:ilvl="0">
+      <w:start w:val="1"/>
+      <w:numFmt w:val="bullet"/>
+      <w:lvlText w:val=""/>
+      <w:lvlJc w:val="left"/>
+      <w:pPr>
+        <w:tabs>
+          <w:tab w:val="num" w:pos="720"/>
+        </w:tabs>
+        <w:ind w:left="720" w:hanging="360"/>
+      </w:pPr>
+      <w:rPr>
+        <w:rFonts w:ascii="Symbol" w:hAnsi="Symbol" w:hint="default"/>
+        <w:sz w:val="20"/>
+      </w:rPr>
+    </w:lvl>
+    <w:lvl w:ilvl="1" w:tentative="1">
+      <w:start w:val="1"/>
+      <w:numFmt w:val="bullet"/>
+      <w:lvlText w:val="o"/>
+      <w:lvlJc w:val="left"/>
+      <w:pPr>
+        <w:tabs>
+          <w:tab w:val="num" w:pos="1440"/>
+        </w:tabs>
+        <w:ind w:left="1440" w:hanging="360"/>
+      </w:pPr>
+      <w:rPr>
+        <w:rFonts w:ascii="Courier New" w:hAnsi="Courier New" w:hint="default"/>
+        <w:sz w:val="20"/>
+      </w:rPr>
+    </w:lvl>
+    <w:lvl w:ilvl="2" w:tentative="1">
+      <w:start w:val="1"/>
+      <w:numFmt w:val="bullet"/>
+      <w:lvlText w:val=""/>
+      <w:lvlJc w:val="left"/>
+      <w:pPr>
+        <w:tabs>
+          <w:tab w:val="num" w:pos="2160"/>
+        </w:tabs>
+        <w:ind w:left="2160" w:hanging="360"/>
+      </w:pPr>
+      <w:rPr>
+        <w:rFonts w:ascii="Wingdings" w:hAnsi="Wingdings" w:hint="default"/>
+        <w:sz w:val="20"/>
+      </w:rPr>
+    </w:lvl>
+    <w:lvl w:ilvl="3" w:tentative="1">
+      <w:start w:val="1"/>
+      <w:numFmt w:val="bullet"/>
+      <w:lvlText w:val=""/>
+      <w:lvlJc w:val="left"/>
+      <w:pPr>
+        <w:tabs>
+          <w:tab w:val="num" w:pos="2880"/>
+        </w:tabs>
+        <w:ind w:left="2880" w:hanging="360"/>
+      </w:pPr>
+      <w:rPr>
+        <w:rFonts w:ascii="Wingdings" w:hAnsi="Wingdings" w:hint="default"/>
+        <w:sz w:val="20"/>
+      </w:rPr>
+    </w:lvl>
+    <w:lvl w:ilvl="4" w:tentative="1">
+      <w:start w:val="1"/>
+      <w:numFmt w:val="bullet"/>
+      <w:lvlText w:val=""/>
+      <w:lvlJc w:val="left"/>
+      <w:pPr>
+        <w:tabs>
+          <w:tab w:val="num" w:pos="3600"/>
+        </w:tabs>
+        <w:ind w:left="3600" w:hanging="360"/>
+      </w:pPr>
+      <w:rPr>
+        <w:rFonts w:ascii="Wingdings" w:hAnsi="Wingdings" w:hint="default"/>
+        <w:sz w:val="20"/>
+      </w:rPr>
+    </w:lvl>
+    <w:lvl w:ilvl="5" w:tentative="1">
+      <w:start w:val="1"/>
+      <w:numFmt w:val="bullet"/>
+      <w:lvlText w:val=""/>
+      <w:lvlJc w:val="left"/>
+      <w:pPr>
+        <w:tabs>
+          <w:tab w:val="num" w:pos="4320"/>
+        </w:tabs>
+        <w:ind w:left="4320" w:hanging="360"/>
+      </w:pPr>
+      <w:rPr>
+        <w:rFonts w:ascii="Wingdings" w:hAnsi="Wingdings" w:hint="default"/>
+        <w:sz w:val="20"/>
+      </w:rPr>
+    </w:lvl>
+    <w:lvl w:ilvl="6" w:tentative="1">
+      <w:start w:val="1"/>
+      <w:numFmt w:val="bullet"/>
+      <w:lvlText w:val=""/>
+      <w:lvlJc w:val="left"/>
+      <w:pPr>
+        <w:tabs>
+          <w:tab w:val="num" w:pos="5040"/>
+        </w:tabs>
+        <w:ind w:left="5040" w:hanging="360"/>
+      </w:pPr>
+      <w:rPr>
+        <w:rFonts w:ascii="Wingdings" w:hAnsi="Wingdings" w:hint="default"/>
+        <w:sz w:val="20"/>
+      </w:rPr>
+    </w:lvl>
+    <w:lvl w:ilvl="7" w:tentative="1">
+      <w:start w:val="1"/>
+      <w:numFmt w:val="bullet"/>
+      <w:lvlText w:val=""/>
+      <w:lvlJc w:val="left"/>
+      <w:pPr>
+        <w:tabs>
+          <w:tab w:val="num" w:pos="5760"/>
+        </w:tabs>
+        <w:ind w:left="5760" w:hanging="360"/>
+      </w:pPr>
+      <w:rPr>
+        <w:rFonts w:ascii="Wingdings" w:hAnsi="Wingdings" w:hint="default"/>
+        <w:sz w:val="20"/>
+      </w:rPr>
+    </w:lvl>
+    <w:lvl w:ilvl="8" w:tentative="1">
+      <w:start w:val="1"/>
+      <w:numFmt w:val="bullet"/>
+      <w:lvlText w:val=""/>
+      <w:lvlJc w:val="left"/>
+      <w:pPr>
+        <w:tabs>
+          <w:tab w:val="num" w:pos="6480"/>
+        </w:tabs>
+        <w:ind w:left="6480" w:hanging="360"/>
+      </w:pPr>
+      <w:rPr>
+        <w:rFonts w:ascii="Wingdings" w:hAnsi="Wingdings" w:hint="default"/>
+        <w:sz w:val="20"/>
+      </w:rPr>
+    </w:lvl>
+  </w:abstractNum>
+  <w:abstractNum w:abstractNumId="4" w15:restartNumberingAfterBreak="0">
     <w:nsid w:val="4BFA0D18"/>
     <w:multiLevelType w:val="multilevel"/>
     <w:tmpl w:val="017E7844"/>
@@ -1261,7 +2371,7 @@
       </w:rPr>
     </w:lvl>
   </w:abstractNum>
-  <w:abstractNum w:abstractNumId="3" w15:restartNumberingAfterBreak="0">
+  <w:abstractNum w:abstractNumId="5" w15:restartNumberingAfterBreak="0">
     <w:nsid w:val="5287515D"/>
     <w:multiLevelType w:val="multilevel"/>
     <w:tmpl w:val="4D4CEB24"/>
@@ -1378,7 +2488,7 @@
       </w:pPr>
     </w:lvl>
   </w:abstractNum>
-  <w:abstractNum w:abstractNumId="4" w15:restartNumberingAfterBreak="0">
+  <w:abstractNum w:abstractNumId="6" w15:restartNumberingAfterBreak="0">
     <w:nsid w:val="5D5A0EF1"/>
     <w:multiLevelType w:val="multilevel"/>
     <w:tmpl w:val="C090E638"/>
@@ -1527,7 +2637,7 @@
       </w:rPr>
     </w:lvl>
   </w:abstractNum>
-  <w:abstractNum w:abstractNumId="5" w15:restartNumberingAfterBreak="0">
+  <w:abstractNum w:abstractNumId="7" w15:restartNumberingAfterBreak="0">
     <w:nsid w:val="614857EE"/>
     <w:multiLevelType w:val="multilevel"/>
     <w:tmpl w:val="290AE07E"/>
@@ -1676,7 +2786,7 @@
       </w:rPr>
     </w:lvl>
   </w:abstractNum>
-  <w:abstractNum w:abstractNumId="6" w15:restartNumberingAfterBreak="0">
+  <w:abstractNum w:abstractNumId="8" w15:restartNumberingAfterBreak="0">
     <w:nsid w:val="62285D86"/>
     <w:multiLevelType w:val="multilevel"/>
     <w:tmpl w:val="51520F02"/>
@@ -1825,7 +2935,7 @@
       </w:rPr>
     </w:lvl>
   </w:abstractNum>
-  <w:abstractNum w:abstractNumId="7" w15:restartNumberingAfterBreak="0">
+  <w:abstractNum w:abstractNumId="9" w15:restartNumberingAfterBreak="0">
     <w:nsid w:val="6CE55E44"/>
     <w:multiLevelType w:val="multilevel"/>
     <w:tmpl w:val="392CC028"/>
@@ -1938,7 +3048,7 @@
       </w:pPr>
     </w:lvl>
   </w:abstractNum>
-  <w:abstractNum w:abstractNumId="8" w15:restartNumberingAfterBreak="0">
+  <w:abstractNum w:abstractNumId="10" w15:restartNumberingAfterBreak="0">
     <w:nsid w:val="70A0689C"/>
     <w:multiLevelType w:val="multilevel"/>
     <w:tmpl w:val="CCF0ACBC"/>
@@ -2087,7 +3197,7 @@
       </w:rPr>
     </w:lvl>
   </w:abstractNum>
-  <w:abstractNum w:abstractNumId="9" w15:restartNumberingAfterBreak="0">
+  <w:abstractNum w:abstractNumId="11" w15:restartNumberingAfterBreak="0">
     <w:nsid w:val="78831581"/>
     <w:multiLevelType w:val="multilevel"/>
     <w:tmpl w:val="49FE2CFA"/>
@@ -2237,34 +3347,40 @@
     </w:lvl>
   </w:abstractNum>
   <w:num w:numId="1" w16cid:durableId="955018571">
-    <w:abstractNumId w:val="0"/>
+    <w:abstractNumId w:val="1"/>
   </w:num>
   <w:num w:numId="2" w16cid:durableId="1187328465">
+    <w:abstractNumId w:val="6"/>
+  </w:num>
+  <w:num w:numId="3" w16cid:durableId="1659963919">
+    <w:abstractNumId w:val="7"/>
+  </w:num>
+  <w:num w:numId="4" w16cid:durableId="881557151">
+    <w:abstractNumId w:val="2"/>
+  </w:num>
+  <w:num w:numId="5" w16cid:durableId="677118461">
+    <w:abstractNumId w:val="9"/>
+  </w:num>
+  <w:num w:numId="6" w16cid:durableId="1626348330">
+    <w:abstractNumId w:val="11"/>
+  </w:num>
+  <w:num w:numId="7" w16cid:durableId="624118070">
+    <w:abstractNumId w:val="5"/>
+  </w:num>
+  <w:num w:numId="8" w16cid:durableId="295647329">
+    <w:abstractNumId w:val="10"/>
+  </w:num>
+  <w:num w:numId="9" w16cid:durableId="904757222">
     <w:abstractNumId w:val="4"/>
   </w:num>
-  <w:num w:numId="3" w16cid:durableId="1659963919">
-    <w:abstractNumId w:val="5"/>
+  <w:num w:numId="10" w16cid:durableId="241456698">
+    <w:abstractNumId w:val="8"/>
   </w:num>
-  <w:num w:numId="4" w16cid:durableId="881557151">
-    <w:abstractNumId w:val="1"/>
-  </w:num>
-  <w:num w:numId="5" w16cid:durableId="677118461">
-    <w:abstractNumId w:val="7"/>
-  </w:num>
-  <w:num w:numId="6" w16cid:durableId="1626348330">
-    <w:abstractNumId w:val="9"/>
-  </w:num>
-  <w:num w:numId="7" w16cid:durableId="624118070">
+  <w:num w:numId="11" w16cid:durableId="15272753">
     <w:abstractNumId w:val="3"/>
   </w:num>
-  <w:num w:numId="8" w16cid:durableId="295647329">
-    <w:abstractNumId w:val="8"/>
-  </w:num>
-  <w:num w:numId="9" w16cid:durableId="904757222">
-    <w:abstractNumId w:val="2"/>
-  </w:num>
-  <w:num w:numId="10" w16cid:durableId="241456698">
-    <w:abstractNumId w:val="6"/>
+  <w:num w:numId="12" w16cid:durableId="1169755407">
+    <w:abstractNumId w:val="0"/>
   </w:num>
 </w:numbering>
 </file>
